--- a/docs/01-软件架构书.docx
+++ b/docs/01-软件架构书.docx
@@ -25918,7 +25918,7 @@
         <w:rPr>
           <w:rFonts w:ascii="微软雅黑" w:hAnsi="微软雅黑" w:eastAsia="微软雅黑"/>
         </w:rPr>
-        <w:t>（样式名、配色方案名）；材质名保持 VMD 原名不译。</w:t>
+        <w:t>（样式名、配色方案名）；材质名保持英文原名不译。</w:t>
       </w:r>
     </w:p>
     <w:p>
@@ -33280,13 +33280,27 @@
           <w:color w:val="B03060"/>
           <w:sz w:val="19"/>
         </w:rPr>
-        <w:t>font/OPPO_B.ttf</w:t>
-      </w:r>
-      <w:r>
-        <w:rPr>
-          <w:rFonts w:ascii="微软雅黑" w:hAnsi="微软雅黑" w:eastAsia="微软雅黑"/>
-        </w:rPr>
-        <w:t xml:space="preserve"> 相对可执行目录加载（</w:t>
+        <w:t>font/NotoSansSC-Medium-subset.ttf</w:t>
+      </w:r>
+      <w:r>
+        <w:rPr>
+          <w:rFonts w:ascii="微软雅黑" w:hAnsi="微软雅黑" w:eastAsia="微软雅黑"/>
+        </w:rPr>
+        <w:t xml:space="preserve">（Noto Sans SC 子集，SIL OFL 1.1，附 </w:t>
+      </w:r>
+      <w:r>
+        <w:rPr>
+          <w:rFonts w:ascii="Consolas" w:hAnsi="Consolas" w:eastAsia="Consolas"/>
+          <w:color w:val="B03060"/>
+          <w:sz w:val="19"/>
+        </w:rPr>
+        <w:t>OFL.txt</w:t>
+      </w:r>
+      <w:r>
+        <w:rPr>
+          <w:rFonts w:ascii="微软雅黑" w:hAnsi="微软雅黑" w:eastAsia="微软雅黑"/>
+        </w:rPr>
+        <w:t>）相对可执行目录加载（</w:t>
       </w:r>
       <w:r>
         <w:rPr>
